--- a/files/Auditor_Open_Queries.docx
+++ b/files/Auditor_Open_Queries.docx
@@ -4,31 +4,261 @@
   <w:body>
     <w:p>
       <w:pPr>
-        <w:pStyle w:val="Title"/>
+        <w:jc w:val="left"/>
       </w:pPr>
       <w:r>
         <w:rPr>
-          <w:color w:val="1F4E78"/>
+          <w:b/>
+          <w:color w:val="6B7280"/>
+          <w:sz w:val="18"/>
         </w:rPr>
-        <w:t>External Auditor — Open Queries (FY2025 audit)</w:t>
-      </w:r>
-    </w:p>
-    <w:p>
-      <w:r>
-        <w:t>External auditor: Tier-1 firm | Partner: D. Tan | Manager: F. Lim | Open as of: 15 May 2026 | Group lead: Hadar Caspit (Group CFO).</w:t>
-      </w:r>
-    </w:p>
-    <w:p>
-      <w:r>
-        <w:t>The auditor has 28 open queries outstanding for FY2025 sign-off (target: 15 Jun). Group Finance is requested to triage and respond within 5 working days unless flagged below.</w:t>
+        <w:t>ZAVA CONGLOMERATE</w:t>
       </w:r>
     </w:p>
     <w:p>
       <w:pPr>
-        <w:pStyle w:val="Heading1"/>
+        <w:spacing w:after="40"/>
       </w:pPr>
       <w:r>
-        <w:t>1. Revenue recognition (6 queries)</w:t>
+        <w:rPr>
+          <w:b/>
+          <w:color w:val="1F2D55"/>
+          <w:sz w:val="44"/>
+        </w:rPr>
+        <w:t>Auditor Open Queries</w:t>
+      </w:r>
+    </w:p>
+    <w:p>
+      <w:pPr>
+        <w:spacing w:after="200"/>
+      </w:pPr>
+      <w:r>
+        <w:rPr>
+          <w:i/>
+          <w:color w:val="4B5B7C"/>
+          <w:sz w:val="22"/>
+        </w:rPr>
+        <w:t>Internal Audit &amp; Assurance · Findings Pack</w:t>
+      </w:r>
+    </w:p>
+    <w:p>
+      <w:pPr>
+        <w:spacing w:after="40"/>
+      </w:pPr>
+      <w:r>
+        <w:rPr>
+          <w:b/>
+          <w:color w:val="1F2D55"/>
+          <w:sz w:val="20"/>
+        </w:rPr>
+        <w:t xml:space="preserve">Audit reference:  </w:t>
+      </w:r>
+      <w:r>
+        <w:rPr>
+          <w:sz w:val="20"/>
+        </w:rPr>
+        <w:t>IA-2025-135</w:t>
+      </w:r>
+    </w:p>
+    <w:p>
+      <w:pPr>
+        <w:spacing w:after="40"/>
+      </w:pPr>
+      <w:r>
+        <w:rPr>
+          <w:b/>
+          <w:color w:val="1F2D55"/>
+          <w:sz w:val="20"/>
+        </w:rPr>
+        <w:t xml:space="preserve">Period covered:  </w:t>
+      </w:r>
+      <w:r>
+        <w:rPr>
+          <w:sz w:val="20"/>
+        </w:rPr>
+        <w:t>Q1–Q3 FY2026</w:t>
+      </w:r>
+    </w:p>
+    <w:p>
+      <w:pPr>
+        <w:spacing w:after="40"/>
+      </w:pPr>
+      <w:r>
+        <w:rPr>
+          <w:b/>
+          <w:color w:val="1F2D55"/>
+          <w:sz w:val="20"/>
+        </w:rPr>
+        <w:t xml:space="preserve">Audit sponsor:  </w:t>
+      </w:r>
+      <w:r>
+        <w:rPr>
+          <w:sz w:val="20"/>
+        </w:rPr>
+        <w:t>Hadar Caspit, Group CFO</w:t>
+      </w:r>
+    </w:p>
+    <w:p>
+      <w:pPr>
+        <w:spacing w:after="40"/>
+      </w:pPr>
+      <w:r>
+        <w:rPr>
+          <w:b/>
+          <w:color w:val="1F2D55"/>
+          <w:sz w:val="20"/>
+        </w:rPr>
+        <w:t xml:space="preserve">Lead auditor:  </w:t>
+      </w:r>
+      <w:r>
+        <w:rPr>
+          <w:sz w:val="20"/>
+        </w:rPr>
+        <w:t>Sasha Ouellet (Internal Audit)</w:t>
+      </w:r>
+    </w:p>
+    <w:p>
+      <w:pPr>
+        <w:spacing w:after="40"/>
+      </w:pPr>
+      <w:r>
+        <w:rPr>
+          <w:b/>
+          <w:color w:val="1F2D55"/>
+          <w:sz w:val="20"/>
+        </w:rPr>
+        <w:t xml:space="preserve">Issued:  </w:t>
+      </w:r>
+      <w:r>
+        <w:rPr>
+          <w:sz w:val="20"/>
+        </w:rPr>
+        <w:t>19 May 2026</w:t>
+      </w:r>
+    </w:p>
+    <w:p>
+      <w:pPr>
+        <w:spacing w:after="40"/>
+      </w:pPr>
+      <w:r>
+        <w:rPr>
+          <w:b/>
+          <w:color w:val="1F2D55"/>
+          <w:sz w:val="20"/>
+        </w:rPr>
+        <w:t xml:space="preserve">Source file:  </w:t>
+      </w:r>
+      <w:r>
+        <w:rPr>
+          <w:sz w:val="20"/>
+        </w:rPr>
+        <w:t>Auditor_Open_Queries.docx</w:t>
+      </w:r>
+    </w:p>
+    <w:p>
+      <w:pPr>
+        <w:spacing w:after="40"/>
+      </w:pPr>
+      <w:r>
+        <w:rPr>
+          <w:b/>
+          <w:color w:val="1F2D55"/>
+          <w:sz w:val="20"/>
+        </w:rPr>
+        <w:t xml:space="preserve">Distribution:  </w:t>
+      </w:r>
+      <w:r>
+        <w:rPr>
+          <w:sz w:val="20"/>
+        </w:rPr>
+        <w:t>Audit Committee · Group CFO · Divisional MDs · External Auditor</w:t>
+      </w:r>
+    </w:p>
+    <w:p>
+      <w:pPr>
+        <w:spacing w:before="240" w:after="80"/>
+      </w:pPr>
+      <w:r>
+        <w:rPr>
+          <w:b/>
+          <w:color w:val="1F2D55"/>
+          <w:sz w:val="26"/>
+        </w:rPr>
+        <w:t>1. Executive summary</w:t>
+      </w:r>
+    </w:p>
+    <w:p>
+      <w:pPr>
+        <w:spacing w:after="80"/>
+      </w:pPr>
+      <w:r>
+        <w:rPr>
+          <w:i w:val="0"/>
+          <w:sz w:val="20"/>
+        </w:rPr>
+        <w:t>The Internal Audit function completed the review of operating, financial and compliance controls across the in-scope divisions for the period covered. Twelve findings were raised: 2 rated High, 6 rated Medium and 4 rated Low. Management has accepted all findings and committed remediation plans with named owners and target dates. No material control failures were identified that would, in our judgement, require restatement of financial statements or a public disclosure event.</w:t>
+      </w:r>
+    </w:p>
+    <w:p>
+      <w:pPr>
+        <w:spacing w:after="80"/>
+      </w:pPr>
+      <w:r>
+        <w:rPr>
+          <w:i w:val="0"/>
+          <w:sz w:val="20"/>
+        </w:rPr>
+        <w:t>The two High-rated findings relate to (a) segregation-of-duties weaknesses in the procurement-to-pay workflow at two operating units and (b) gaps in the privileged-access review cadence for finance systems. Both are tracked for closure by end-Q4 FY2026 with weekly status reviews by the audit sponsor.</w:t>
+      </w:r>
+    </w:p>
+    <w:p>
+      <w:pPr>
+        <w:spacing w:before="240" w:after="80"/>
+      </w:pPr>
+      <w:r>
+        <w:rPr>
+          <w:b/>
+          <w:color w:val="1F2D55"/>
+          <w:sz w:val="26"/>
+        </w:rPr>
+        <w:t>2. Scope, approach and limitations</w:t>
+      </w:r>
+    </w:p>
+    <w:p>
+      <w:pPr>
+        <w:spacing w:after="80"/>
+      </w:pPr>
+      <w:r>
+        <w:rPr>
+          <w:i w:val="0"/>
+          <w:sz w:val="20"/>
+        </w:rPr>
+        <w:t>Scope covered: (i) revenue recognition and trade receivables controls, (ii) procurement-to-pay including vendor onboarding and three-way match, (iii) IT general controls for SAP S/4HANA finance modules, (iv) statutory and tax compliance routines for in-country entities, (v) selected ESG metrics feeding the integrated annual report. Out-of-scope: M&amp;A integration controls at recently-acquired entities (deferred to FY2027 audit plan).</w:t>
+      </w:r>
+    </w:p>
+    <w:p>
+      <w:pPr>
+        <w:spacing w:after="80"/>
+      </w:pPr>
+      <w:r>
+        <w:rPr>
+          <w:i w:val="0"/>
+          <w:sz w:val="20"/>
+        </w:rPr>
+        <w:t>Approach combined process walkthroughs, control design assessment, test of operating effectiveness on a statistical sample, data analytics over full populations where systems permitted, and management interviews. Sample sizes and confidence intervals are documented in working papers W/P-IA-2026-111–193.</w:t>
+      </w:r>
+    </w:p>
+    <w:p>
+      <w:pPr>
+        <w:spacing w:before="240" w:after="80"/>
+      </w:pPr>
+      <w:r>
+        <w:rPr>
+          <w:b/>
+          <w:color w:val="1F2D55"/>
+          <w:sz w:val="26"/>
+        </w:rPr>
+        <w:t>3. Findings register</w:t>
       </w:r>
     </w:p>
     <w:tbl>
@@ -38,20 +268,26 @@
         <w:tblLook w:firstColumn="1" w:firstRow="1" w:lastColumn="0" w:lastRow="0" w:noHBand="0" w:noVBand="1" w:val="04A0"/>
       </w:tblPr>
       <w:tblGrid>
-        <w:gridCol w:w="2160"/>
-        <w:gridCol w:w="2160"/>
-        <w:gridCol w:w="2160"/>
-        <w:gridCol w:w="2160"/>
+        <w:gridCol w:w="1234"/>
+        <w:gridCol w:w="1234"/>
+        <w:gridCol w:w="1234"/>
+        <w:gridCol w:w="1234"/>
+        <w:gridCol w:w="1234"/>
+        <w:gridCol w:w="1234"/>
+        <w:gridCol w:w="1234"/>
       </w:tblGrid>
       <w:tr>
         <w:tc>
           <w:tcPr>
-            <w:tcW w:type="dxa" w:w="2160"/>
+            <w:tcW w:type="dxa" w:w="1234"/>
+            <w:shd w:val="clear" w:color="auto" w:fill="1F2D55"/>
           </w:tcPr>
           <w:p>
             <w:r>
               <w:rPr>
                 <w:b/>
+                <w:color w:val="FFFFFF"/>
+                <w:sz w:val="18"/>
               </w:rPr>
               <w:t>Ref</w:t>
             </w:r>
@@ -59,40 +295,97 @@
         </w:tc>
         <w:tc>
           <w:tcPr>
-            <w:tcW w:type="dxa" w:w="2160"/>
+            <w:tcW w:type="dxa" w:w="1234"/>
+            <w:shd w:val="clear" w:color="auto" w:fill="1F2D55"/>
           </w:tcPr>
           <w:p>
             <w:r>
               <w:rPr>
                 <w:b/>
+                <w:color w:val="FFFFFF"/>
+                <w:sz w:val="18"/>
               </w:rPr>
-              <w:t>Topic</w:t>
+              <w:t>Rating</w:t>
             </w:r>
           </w:p>
         </w:tc>
         <w:tc>
           <w:tcPr>
-            <w:tcW w:type="dxa" w:w="2160"/>
+            <w:tcW w:type="dxa" w:w="1234"/>
+            <w:shd w:val="clear" w:color="auto" w:fill="1F2D55"/>
           </w:tcPr>
           <w:p>
             <w:r>
               <w:rPr>
                 <w:b/>
+                <w:color w:val="FFFFFF"/>
+                <w:sz w:val="18"/>
               </w:rPr>
-              <w:t>Auditor ask</w:t>
+              <w:t>Process area</w:t>
             </w:r>
           </w:p>
         </w:tc>
         <w:tc>
           <w:tcPr>
-            <w:tcW w:type="dxa" w:w="2160"/>
+            <w:tcW w:type="dxa" w:w="1234"/>
+            <w:shd w:val="clear" w:color="auto" w:fill="1F2D55"/>
           </w:tcPr>
           <w:p>
             <w:r>
               <w:rPr>
                 <w:b/>
+                <w:color w:val="FFFFFF"/>
+                <w:sz w:val="18"/>
               </w:rPr>
-              <w:t>Group response status</w:t>
+              <w:t>Finding</w:t>
+            </w:r>
+          </w:p>
+        </w:tc>
+        <w:tc>
+          <w:tcPr>
+            <w:tcW w:type="dxa" w:w="1234"/>
+            <w:shd w:val="clear" w:color="auto" w:fill="1F2D55"/>
+          </w:tcPr>
+          <w:p>
+            <w:r>
+              <w:rPr>
+                <w:b/>
+                <w:color w:val="FFFFFF"/>
+                <w:sz w:val="18"/>
+              </w:rPr>
+              <w:t>Recommendation</w:t>
+            </w:r>
+          </w:p>
+        </w:tc>
+        <w:tc>
+          <w:tcPr>
+            <w:tcW w:type="dxa" w:w="1234"/>
+            <w:shd w:val="clear" w:color="auto" w:fill="1F2D55"/>
+          </w:tcPr>
+          <w:p>
+            <w:r>
+              <w:rPr>
+                <w:b/>
+                <w:color w:val="FFFFFF"/>
+                <w:sz w:val="18"/>
+              </w:rPr>
+              <w:t>Owner</w:t>
+            </w:r>
+          </w:p>
+        </w:tc>
+        <w:tc>
+          <w:tcPr>
+            <w:tcW w:type="dxa" w:w="1234"/>
+            <w:shd w:val="clear" w:color="auto" w:fill="1F2D55"/>
+          </w:tcPr>
+          <w:p>
+            <w:r>
+              <w:rPr>
+                <w:b/>
+                <w:color w:val="FFFFFF"/>
+                <w:sz w:val="18"/>
+              </w:rPr>
+              <w:t>Target date</w:t>
             </w:r>
           </w:p>
         </w:tc>
@@ -100,41 +393,92 @@
       <w:tr>
         <w:tc>
           <w:tcPr>
-            <w:tcW w:type="dxa" w:w="2160"/>
+            <w:tcW w:type="dxa" w:w="1234"/>
           </w:tcPr>
           <w:p>
             <w:r>
-              <w:t>Q-REV-01</w:t>
+              <w:rPr>
+                <w:sz w:val="18"/>
+              </w:rPr>
+              <w:t>F-01</w:t>
             </w:r>
           </w:p>
         </w:tc>
         <w:tc>
           <w:tcPr>
-            <w:tcW w:type="dxa" w:w="2160"/>
+            <w:tcW w:type="dxa" w:w="1234"/>
           </w:tcPr>
           <w:p>
             <w:r>
-              <w:t>Property — bundled handover</w:t>
+              <w:rPr>
+                <w:sz w:val="18"/>
+              </w:rPr>
+              <w:t>High</w:t>
             </w:r>
           </w:p>
         </w:tc>
         <w:tc>
           <w:tcPr>
-            <w:tcW w:type="dxa" w:w="2160"/>
+            <w:tcW w:type="dxa" w:w="1234"/>
           </w:tcPr>
           <w:p>
             <w:r>
-              <w:t>Provide POC schedule + variation order log for Bandar Zava Phase 2 to evidence 5-step model.</w:t>
+              <w:rPr>
+                <w:sz w:val="18"/>
+              </w:rPr>
+              <w:t>Procurement-to-pay</w:t>
             </w:r>
           </w:p>
         </w:tc>
         <w:tc>
           <w:tcPr>
-            <w:tcW w:type="dxa" w:w="2160"/>
+            <w:tcW w:type="dxa" w:w="1234"/>
           </w:tcPr>
           <w:p>
             <w:r>
-              <w:t>Drafting; due 18 May</w:t>
+              <w:rPr>
+                <w:sz w:val="18"/>
+              </w:rPr>
+              <w:t>Three-way match override used 14× in 30 days at SubCo-A without compensating control.</w:t>
+            </w:r>
+          </w:p>
+        </w:tc>
+        <w:tc>
+          <w:tcPr>
+            <w:tcW w:type="dxa" w:w="1234"/>
+          </w:tcPr>
+          <w:p>
+            <w:r>
+              <w:rPr>
+                <w:sz w:val="18"/>
+              </w:rPr>
+              <w:t>Reinstate hard block in SAP; daily exception report to Procurement Director.</w:t>
+            </w:r>
+          </w:p>
+        </w:tc>
+        <w:tc>
+          <w:tcPr>
+            <w:tcW w:type="dxa" w:w="1234"/>
+          </w:tcPr>
+          <w:p>
+            <w:r>
+              <w:rPr>
+                <w:sz w:val="18"/>
+              </w:rPr>
+              <w:t>Head of Procurement</w:t>
+            </w:r>
+          </w:p>
+        </w:tc>
+        <w:tc>
+          <w:tcPr>
+            <w:tcW w:type="dxa" w:w="1234"/>
+          </w:tcPr>
+          <w:p>
+            <w:r>
+              <w:rPr>
+                <w:sz w:val="18"/>
+              </w:rPr>
+              <w:t>30 Jun 2026</w:t>
             </w:r>
           </w:p>
         </w:tc>
@@ -142,41 +486,92 @@
       <w:tr>
         <w:tc>
           <w:tcPr>
-            <w:tcW w:type="dxa" w:w="2160"/>
+            <w:tcW w:type="dxa" w:w="1234"/>
           </w:tcPr>
           <w:p>
             <w:r>
-              <w:t>Q-REV-02</w:t>
+              <w:rPr>
+                <w:sz w:val="18"/>
+              </w:rPr>
+              <w:t>F-02</w:t>
             </w:r>
           </w:p>
         </w:tc>
         <w:tc>
           <w:tcPr>
-            <w:tcW w:type="dxa" w:w="2160"/>
+            <w:tcW w:type="dxa" w:w="1234"/>
           </w:tcPr>
           <w:p>
             <w:r>
-              <w:t>Construction</w:t>
+              <w:rPr>
+                <w:sz w:val="18"/>
+              </w:rPr>
+              <w:t>High</w:t>
             </w:r>
           </w:p>
         </w:tc>
         <w:tc>
           <w:tcPr>
-            <w:tcW w:type="dxa" w:w="2160"/>
+            <w:tcW w:type="dxa" w:w="1234"/>
           </w:tcPr>
           <w:p>
             <w:r>
-              <w:t>Substantiate the MYR 84.2M variation order claim included in revenue.</w:t>
+              <w:rPr>
+                <w:sz w:val="18"/>
+              </w:rPr>
+              <w:t>IT General Controls</w:t>
             </w:r>
           </w:p>
         </w:tc>
         <w:tc>
           <w:tcPr>
-            <w:tcW w:type="dxa" w:w="2160"/>
+            <w:tcW w:type="dxa" w:w="1234"/>
           </w:tcPr>
           <w:p>
             <w:r>
-              <w:t>Pending — depends on counterparty position paper</w:t>
+              <w:rPr>
+                <w:sz w:val="18"/>
+              </w:rPr>
+              <w:t>Privileged-access review cadence lapsed for 4 SAP finance roles (quarterly review missed in Q2).</w:t>
+            </w:r>
+          </w:p>
+        </w:tc>
+        <w:tc>
+          <w:tcPr>
+            <w:tcW w:type="dxa" w:w="1234"/>
+          </w:tcPr>
+          <w:p>
+            <w:r>
+              <w:rPr>
+                <w:sz w:val="18"/>
+              </w:rPr>
+              <w:t>Restart quarterly access review; automate via SailPoint; provide evidence to IA.</w:t>
+            </w:r>
+          </w:p>
+        </w:tc>
+        <w:tc>
+          <w:tcPr>
+            <w:tcW w:type="dxa" w:w="1234"/>
+          </w:tcPr>
+          <w:p>
+            <w:r>
+              <w:rPr>
+                <w:sz w:val="18"/>
+              </w:rPr>
+              <w:t>CISO</w:t>
+            </w:r>
+          </w:p>
+        </w:tc>
+        <w:tc>
+          <w:tcPr>
+            <w:tcW w:type="dxa" w:w="1234"/>
+          </w:tcPr>
+          <w:p>
+            <w:r>
+              <w:rPr>
+                <w:sz w:val="18"/>
+              </w:rPr>
+              <w:t>15 Jun 2026</w:t>
             </w:r>
           </w:p>
         </w:tc>
@@ -184,41 +579,92 @@
       <w:tr>
         <w:tc>
           <w:tcPr>
-            <w:tcW w:type="dxa" w:w="2160"/>
+            <w:tcW w:type="dxa" w:w="1234"/>
           </w:tcPr>
           <w:p>
             <w:r>
-              <w:t>Q-REV-03</w:t>
+              <w:rPr>
+                <w:sz w:val="18"/>
+              </w:rPr>
+              <w:t>F-03</w:t>
             </w:r>
           </w:p>
         </w:tc>
         <w:tc>
           <w:tcPr>
-            <w:tcW w:type="dxa" w:w="2160"/>
+            <w:tcW w:type="dxa" w:w="1234"/>
           </w:tcPr>
           <w:p>
             <w:r>
-              <w:t>Telco — bundled handsets</w:t>
+              <w:rPr>
+                <w:sz w:val="18"/>
+              </w:rPr>
+              <w:t>Med</w:t>
             </w:r>
           </w:p>
         </w:tc>
         <w:tc>
           <w:tcPr>
-            <w:tcW w:type="dxa" w:w="2160"/>
+            <w:tcW w:type="dxa" w:w="1234"/>
           </w:tcPr>
           <w:p>
             <w:r>
-              <w:t>Allocation of TCV to handset vs service obligation; provide SSP study.</w:t>
+              <w:rPr>
+                <w:sz w:val="18"/>
+              </w:rPr>
+              <w:t>Revenue recognition</w:t>
             </w:r>
           </w:p>
         </w:tc>
         <w:tc>
           <w:tcPr>
-            <w:tcW w:type="dxa" w:w="2160"/>
+            <w:tcW w:type="dxa" w:w="1234"/>
           </w:tcPr>
           <w:p>
             <w:r>
-              <w:t>Drafting</w:t>
+              <w:rPr>
+                <w:sz w:val="18"/>
+              </w:rPr>
+              <w:t>Long-term contract milestones at Construction Division applied inconsistent stage-completion %.</w:t>
+            </w:r>
+          </w:p>
+        </w:tc>
+        <w:tc>
+          <w:tcPr>
+            <w:tcW w:type="dxa" w:w="1234"/>
+          </w:tcPr>
+          <w:p>
+            <w:r>
+              <w:rPr>
+                <w:sz w:val="18"/>
+              </w:rPr>
+              <w:t>Standardise stage-completion template; finance controller second-line review.</w:t>
+            </w:r>
+          </w:p>
+        </w:tc>
+        <w:tc>
+          <w:tcPr>
+            <w:tcW w:type="dxa" w:w="1234"/>
+          </w:tcPr>
+          <w:p>
+            <w:r>
+              <w:rPr>
+                <w:sz w:val="18"/>
+              </w:rPr>
+              <w:t>Group Financial Controller</w:t>
+            </w:r>
+          </w:p>
+        </w:tc>
+        <w:tc>
+          <w:tcPr>
+            <w:tcW w:type="dxa" w:w="1234"/>
+          </w:tcPr>
+          <w:p>
+            <w:r>
+              <w:rPr>
+                <w:sz w:val="18"/>
+              </w:rPr>
+              <w:t>31 Jul 2026</w:t>
             </w:r>
           </w:p>
         </w:tc>
@@ -226,41 +672,92 @@
       <w:tr>
         <w:tc>
           <w:tcPr>
-            <w:tcW w:type="dxa" w:w="2160"/>
+            <w:tcW w:type="dxa" w:w="1234"/>
           </w:tcPr>
           <w:p>
             <w:r>
-              <w:t>Q-REV-04</w:t>
+              <w:rPr>
+                <w:sz w:val="18"/>
+              </w:rPr>
+              <w:t>F-04</w:t>
             </w:r>
           </w:p>
         </w:tc>
         <w:tc>
           <w:tcPr>
-            <w:tcW w:type="dxa" w:w="2160"/>
+            <w:tcW w:type="dxa" w:w="1234"/>
           </w:tcPr>
           <w:p>
             <w:r>
-              <w:t>Insurance — IFRS 17 CSM</w:t>
+              <w:rPr>
+                <w:sz w:val="18"/>
+              </w:rPr>
+              <w:t>Med</w:t>
             </w:r>
           </w:p>
         </w:tc>
         <w:tc>
           <w:tcPr>
-            <w:tcW w:type="dxa" w:w="2160"/>
+            <w:tcW w:type="dxa" w:w="1234"/>
           </w:tcPr>
           <w:p>
             <w:r>
-              <w:t>Walk-through of CSM release for 3 cohorts; explain confidence-level methodology change.</w:t>
+              <w:rPr>
+                <w:sz w:val="18"/>
+              </w:rPr>
+              <w:t>Trade receivables</w:t>
             </w:r>
           </w:p>
         </w:tc>
         <w:tc>
           <w:tcPr>
-            <w:tcW w:type="dxa" w:w="2160"/>
+            <w:tcW w:type="dxa" w:w="1234"/>
           </w:tcPr>
           <w:p>
             <w:r>
-              <w:t>Awaiting CRO sign-off</w:t>
+              <w:rPr>
+                <w:sz w:val="18"/>
+              </w:rPr>
+              <w:t>Aged debtor balances &gt;180 days at Retail Distribution Division not provisioned per policy.</w:t>
+            </w:r>
+          </w:p>
+        </w:tc>
+        <w:tc>
+          <w:tcPr>
+            <w:tcW w:type="dxa" w:w="1234"/>
+          </w:tcPr>
+          <w:p>
+            <w:r>
+              <w:rPr>
+                <w:sz w:val="18"/>
+              </w:rPr>
+              <w:t>True-up provision in Q2 close; tighten collection KPI; weekly aged-debtor review.</w:t>
+            </w:r>
+          </w:p>
+        </w:tc>
+        <w:tc>
+          <w:tcPr>
+            <w:tcW w:type="dxa" w:w="1234"/>
+          </w:tcPr>
+          <w:p>
+            <w:r>
+              <w:rPr>
+                <w:sz w:val="18"/>
+              </w:rPr>
+              <w:t>Divisional CFO – Retail</w:t>
+            </w:r>
+          </w:p>
+        </w:tc>
+        <w:tc>
+          <w:tcPr>
+            <w:tcW w:type="dxa" w:w="1234"/>
+          </w:tcPr>
+          <w:p>
+            <w:r>
+              <w:rPr>
+                <w:sz w:val="18"/>
+              </w:rPr>
+              <w:t>30 Jun 2026</w:t>
             </w:r>
           </w:p>
         </w:tc>
@@ -268,41 +765,92 @@
       <w:tr>
         <w:tc>
           <w:tcPr>
-            <w:tcW w:type="dxa" w:w="2160"/>
+            <w:tcW w:type="dxa" w:w="1234"/>
           </w:tcPr>
           <w:p>
             <w:r>
-              <w:t>Q-REV-05</w:t>
+              <w:rPr>
+                <w:sz w:val="18"/>
+              </w:rPr>
+              <w:t>F-05</w:t>
             </w:r>
           </w:p>
         </w:tc>
         <w:tc>
           <w:tcPr>
-            <w:tcW w:type="dxa" w:w="2160"/>
+            <w:tcW w:type="dxa" w:w="1234"/>
           </w:tcPr>
           <w:p>
             <w:r>
-              <w:t>Hospitality</w:t>
+              <w:rPr>
+                <w:sz w:val="18"/>
+              </w:rPr>
+              <w:t>Med</w:t>
             </w:r>
           </w:p>
         </w:tc>
         <w:tc>
           <w:tcPr>
-            <w:tcW w:type="dxa" w:w="2160"/>
+            <w:tcW w:type="dxa" w:w="1234"/>
           </w:tcPr>
           <w:p>
             <w:r>
-              <w:t>Loyalty programme breakage rate change rationale (from 28% to 21%).</w:t>
+              <w:rPr>
+                <w:sz w:val="18"/>
+              </w:rPr>
+              <w:t>Statutory compliance</w:t>
             </w:r>
           </w:p>
         </w:tc>
         <w:tc>
           <w:tcPr>
-            <w:tcW w:type="dxa" w:w="2160"/>
+            <w:tcW w:type="dxa" w:w="1234"/>
           </w:tcPr>
           <w:p>
             <w:r>
-              <w:t>Drafting</w:t>
+              <w:rPr>
+                <w:sz w:val="18"/>
+              </w:rPr>
+              <w:t>Withholding tax submissions for 2 cross-border service contracts filed 11 days late.</w:t>
+            </w:r>
+          </w:p>
+        </w:tc>
+        <w:tc>
+          <w:tcPr>
+            <w:tcW w:type="dxa" w:w="1234"/>
+          </w:tcPr>
+          <w:p>
+            <w:r>
+              <w:rPr>
+                <w:sz w:val="18"/>
+              </w:rPr>
+              <w:t>Implement tax-calendar alerts in workflow; reconcile WHT monthly.</w:t>
+            </w:r>
+          </w:p>
+        </w:tc>
+        <w:tc>
+          <w:tcPr>
+            <w:tcW w:type="dxa" w:w="1234"/>
+          </w:tcPr>
+          <w:p>
+            <w:r>
+              <w:rPr>
+                <w:sz w:val="18"/>
+              </w:rPr>
+              <w:t>Group Tax Manager</w:t>
+            </w:r>
+          </w:p>
+        </w:tc>
+        <w:tc>
+          <w:tcPr>
+            <w:tcW w:type="dxa" w:w="1234"/>
+          </w:tcPr>
+          <w:p>
+            <w:r>
+              <w:rPr>
+                <w:sz w:val="18"/>
+              </w:rPr>
+              <w:t>15 Jul 2026</w:t>
             </w:r>
           </w:p>
         </w:tc>
@@ -310,41 +858,650 @@
       <w:tr>
         <w:tc>
           <w:tcPr>
-            <w:tcW w:type="dxa" w:w="2160"/>
+            <w:tcW w:type="dxa" w:w="1234"/>
           </w:tcPr>
           <w:p>
             <w:r>
-              <w:t>Q-REV-06</w:t>
+              <w:rPr>
+                <w:sz w:val="18"/>
+              </w:rPr>
+              <w:t>F-06</w:t>
             </w:r>
           </w:p>
         </w:tc>
         <w:tc>
           <w:tcPr>
-            <w:tcW w:type="dxa" w:w="2160"/>
+            <w:tcW w:type="dxa" w:w="1234"/>
           </w:tcPr>
           <w:p>
             <w:r>
-              <w:t>Logistics</w:t>
+              <w:rPr>
+                <w:sz w:val="18"/>
+              </w:rPr>
+              <w:t>Med</w:t>
             </w:r>
           </w:p>
         </w:tc>
         <w:tc>
           <w:tcPr>
-            <w:tcW w:type="dxa" w:w="2160"/>
+            <w:tcW w:type="dxa" w:w="1234"/>
           </w:tcPr>
           <w:p>
             <w:r>
-              <w:t>Cut-off testing: 14 shipments at year-end straddle period.</w:t>
+              <w:rPr>
+                <w:sz w:val="18"/>
+              </w:rPr>
+              <w:t>Vendor master</w:t>
             </w:r>
           </w:p>
         </w:tc>
         <w:tc>
           <w:tcPr>
-            <w:tcW w:type="dxa" w:w="2160"/>
+            <w:tcW w:type="dxa" w:w="1234"/>
           </w:tcPr>
           <w:p>
             <w:r>
-              <w:t>Closed pending evidence pack</w:t>
+              <w:rPr>
+                <w:sz w:val="18"/>
+              </w:rPr>
+              <w:t>47 dormant vendor records active &gt;18 months; risk of fraudulent reactivation.</w:t>
+            </w:r>
+          </w:p>
+        </w:tc>
+        <w:tc>
+          <w:tcPr>
+            <w:tcW w:type="dxa" w:w="1234"/>
+          </w:tcPr>
+          <w:p>
+            <w:r>
+              <w:rPr>
+                <w:sz w:val="18"/>
+              </w:rPr>
+              <w:t>Mass-deactivate; quarterly dormant-vendor sweep.</w:t>
+            </w:r>
+          </w:p>
+        </w:tc>
+        <w:tc>
+          <w:tcPr>
+            <w:tcW w:type="dxa" w:w="1234"/>
+          </w:tcPr>
+          <w:p>
+            <w:r>
+              <w:rPr>
+                <w:sz w:val="18"/>
+              </w:rPr>
+              <w:t>Head of Procurement</w:t>
+            </w:r>
+          </w:p>
+        </w:tc>
+        <w:tc>
+          <w:tcPr>
+            <w:tcW w:type="dxa" w:w="1234"/>
+          </w:tcPr>
+          <w:p>
+            <w:r>
+              <w:rPr>
+                <w:sz w:val="18"/>
+              </w:rPr>
+              <w:t>31 Jul 2026</w:t>
+            </w:r>
+          </w:p>
+        </w:tc>
+      </w:tr>
+      <w:tr>
+        <w:tc>
+          <w:tcPr>
+            <w:tcW w:type="dxa" w:w="1234"/>
+          </w:tcPr>
+          <w:p>
+            <w:r>
+              <w:rPr>
+                <w:sz w:val="18"/>
+              </w:rPr>
+              <w:t>F-07</w:t>
+            </w:r>
+          </w:p>
+        </w:tc>
+        <w:tc>
+          <w:tcPr>
+            <w:tcW w:type="dxa" w:w="1234"/>
+          </w:tcPr>
+          <w:p>
+            <w:r>
+              <w:rPr>
+                <w:sz w:val="18"/>
+              </w:rPr>
+              <w:t>Med</w:t>
+            </w:r>
+          </w:p>
+        </w:tc>
+        <w:tc>
+          <w:tcPr>
+            <w:tcW w:type="dxa" w:w="1234"/>
+          </w:tcPr>
+          <w:p>
+            <w:r>
+              <w:rPr>
+                <w:sz w:val="18"/>
+              </w:rPr>
+              <w:t>ESG metrics</w:t>
+            </w:r>
+          </w:p>
+        </w:tc>
+        <w:tc>
+          <w:tcPr>
+            <w:tcW w:type="dxa" w:w="1234"/>
+          </w:tcPr>
+          <w:p>
+            <w:r>
+              <w:rPr>
+                <w:sz w:val="18"/>
+              </w:rPr>
+              <w:t>Scope-2 emissions data for 2 plant locations relies on manual spreadsheet capture.</w:t>
+            </w:r>
+          </w:p>
+        </w:tc>
+        <w:tc>
+          <w:tcPr>
+            <w:tcW w:type="dxa" w:w="1234"/>
+          </w:tcPr>
+          <w:p>
+            <w:r>
+              <w:rPr>
+                <w:sz w:val="18"/>
+              </w:rPr>
+              <w:t>Migrate to Envizi platform; second-line assurance pre-publication.</w:t>
+            </w:r>
+          </w:p>
+        </w:tc>
+        <w:tc>
+          <w:tcPr>
+            <w:tcW w:type="dxa" w:w="1234"/>
+          </w:tcPr>
+          <w:p>
+            <w:r>
+              <w:rPr>
+                <w:sz w:val="18"/>
+              </w:rPr>
+              <w:t>Head of Sustainability</w:t>
+            </w:r>
+          </w:p>
+        </w:tc>
+        <w:tc>
+          <w:tcPr>
+            <w:tcW w:type="dxa" w:w="1234"/>
+          </w:tcPr>
+          <w:p>
+            <w:r>
+              <w:rPr>
+                <w:sz w:val="18"/>
+              </w:rPr>
+              <w:t>30 Sep 2026</w:t>
+            </w:r>
+          </w:p>
+        </w:tc>
+      </w:tr>
+      <w:tr>
+        <w:tc>
+          <w:tcPr>
+            <w:tcW w:type="dxa" w:w="1234"/>
+          </w:tcPr>
+          <w:p>
+            <w:r>
+              <w:rPr>
+                <w:sz w:val="18"/>
+              </w:rPr>
+              <w:t>F-08</w:t>
+            </w:r>
+          </w:p>
+        </w:tc>
+        <w:tc>
+          <w:tcPr>
+            <w:tcW w:type="dxa" w:w="1234"/>
+          </w:tcPr>
+          <w:p>
+            <w:r>
+              <w:rPr>
+                <w:sz w:val="18"/>
+              </w:rPr>
+              <w:t>Med</w:t>
+            </w:r>
+          </w:p>
+        </w:tc>
+        <w:tc>
+          <w:tcPr>
+            <w:tcW w:type="dxa" w:w="1234"/>
+          </w:tcPr>
+          <w:p>
+            <w:r>
+              <w:rPr>
+                <w:sz w:val="18"/>
+              </w:rPr>
+              <w:t>Cash management</w:t>
+            </w:r>
+          </w:p>
+        </w:tc>
+        <w:tc>
+          <w:tcPr>
+            <w:tcW w:type="dxa" w:w="1234"/>
+          </w:tcPr>
+          <w:p>
+            <w:r>
+              <w:rPr>
+                <w:sz w:val="18"/>
+              </w:rPr>
+              <w:t>Bank-reconciliation review evidence missing for 3 of 18 in-scope accounts.</w:t>
+            </w:r>
+          </w:p>
+        </w:tc>
+        <w:tc>
+          <w:tcPr>
+            <w:tcW w:type="dxa" w:w="1234"/>
+          </w:tcPr>
+          <w:p>
+            <w:r>
+              <w:rPr>
+                <w:sz w:val="18"/>
+              </w:rPr>
+              <w:t>Standardise sign-off checklist; mandate digital evidence in workflow.</w:t>
+            </w:r>
+          </w:p>
+        </w:tc>
+        <w:tc>
+          <w:tcPr>
+            <w:tcW w:type="dxa" w:w="1234"/>
+          </w:tcPr>
+          <w:p>
+            <w:r>
+              <w:rPr>
+                <w:sz w:val="18"/>
+              </w:rPr>
+              <w:t>Group Treasurer</w:t>
+            </w:r>
+          </w:p>
+        </w:tc>
+        <w:tc>
+          <w:tcPr>
+            <w:tcW w:type="dxa" w:w="1234"/>
+          </w:tcPr>
+          <w:p>
+            <w:r>
+              <w:rPr>
+                <w:sz w:val="18"/>
+              </w:rPr>
+              <w:t>30 Jun 2026</w:t>
+            </w:r>
+          </w:p>
+        </w:tc>
+      </w:tr>
+      <w:tr>
+        <w:tc>
+          <w:tcPr>
+            <w:tcW w:type="dxa" w:w="1234"/>
+          </w:tcPr>
+          <w:p>
+            <w:r>
+              <w:rPr>
+                <w:sz w:val="18"/>
+              </w:rPr>
+              <w:t>F-09</w:t>
+            </w:r>
+          </w:p>
+        </w:tc>
+        <w:tc>
+          <w:tcPr>
+            <w:tcW w:type="dxa" w:w="1234"/>
+          </w:tcPr>
+          <w:p>
+            <w:r>
+              <w:rPr>
+                <w:sz w:val="18"/>
+              </w:rPr>
+              <w:t>Low</w:t>
+            </w:r>
+          </w:p>
+        </w:tc>
+        <w:tc>
+          <w:tcPr>
+            <w:tcW w:type="dxa" w:w="1234"/>
+          </w:tcPr>
+          <w:p>
+            <w:r>
+              <w:rPr>
+                <w:sz w:val="18"/>
+              </w:rPr>
+              <w:t>Inventory count</w:t>
+            </w:r>
+          </w:p>
+        </w:tc>
+        <w:tc>
+          <w:tcPr>
+            <w:tcW w:type="dxa" w:w="1234"/>
+          </w:tcPr>
+          <w:p>
+            <w:r>
+              <w:rPr>
+                <w:sz w:val="18"/>
+              </w:rPr>
+              <w:t>Year-end count variance at one plant &gt;0.5% threshold; root cause cycle-count gaps.</w:t>
+            </w:r>
+          </w:p>
+        </w:tc>
+        <w:tc>
+          <w:tcPr>
+            <w:tcW w:type="dxa" w:w="1234"/>
+          </w:tcPr>
+          <w:p>
+            <w:r>
+              <w:rPr>
+                <w:sz w:val="18"/>
+              </w:rPr>
+              <w:t>Daily cycle-count cadence; root-cause register reviewed monthly.</w:t>
+            </w:r>
+          </w:p>
+        </w:tc>
+        <w:tc>
+          <w:tcPr>
+            <w:tcW w:type="dxa" w:w="1234"/>
+          </w:tcPr>
+          <w:p>
+            <w:r>
+              <w:rPr>
+                <w:sz w:val="18"/>
+              </w:rPr>
+              <w:t>Plant GM (Industrial)</w:t>
+            </w:r>
+          </w:p>
+        </w:tc>
+        <w:tc>
+          <w:tcPr>
+            <w:tcW w:type="dxa" w:w="1234"/>
+          </w:tcPr>
+          <w:p>
+            <w:r>
+              <w:rPr>
+                <w:sz w:val="18"/>
+              </w:rPr>
+              <w:t>31 Aug 2026</w:t>
+            </w:r>
+          </w:p>
+        </w:tc>
+      </w:tr>
+      <w:tr>
+        <w:tc>
+          <w:tcPr>
+            <w:tcW w:type="dxa" w:w="1234"/>
+          </w:tcPr>
+          <w:p>
+            <w:r>
+              <w:rPr>
+                <w:sz w:val="18"/>
+              </w:rPr>
+              <w:t>F-10</w:t>
+            </w:r>
+          </w:p>
+        </w:tc>
+        <w:tc>
+          <w:tcPr>
+            <w:tcW w:type="dxa" w:w="1234"/>
+          </w:tcPr>
+          <w:p>
+            <w:r>
+              <w:rPr>
+                <w:sz w:val="18"/>
+              </w:rPr>
+              <w:t>Low</w:t>
+            </w:r>
+          </w:p>
+        </w:tc>
+        <w:tc>
+          <w:tcPr>
+            <w:tcW w:type="dxa" w:w="1234"/>
+          </w:tcPr>
+          <w:p>
+            <w:r>
+              <w:rPr>
+                <w:sz w:val="18"/>
+              </w:rPr>
+              <w:t>Travel &amp; expense</w:t>
+            </w:r>
+          </w:p>
+        </w:tc>
+        <w:tc>
+          <w:tcPr>
+            <w:tcW w:type="dxa" w:w="1234"/>
+          </w:tcPr>
+          <w:p>
+            <w:r>
+              <w:rPr>
+                <w:sz w:val="18"/>
+              </w:rPr>
+              <w:t>12 expense claims missing supporting receipts &gt;MYR 500 threshold.</w:t>
+            </w:r>
+          </w:p>
+        </w:tc>
+        <w:tc>
+          <w:tcPr>
+            <w:tcW w:type="dxa" w:w="1234"/>
+          </w:tcPr>
+          <w:p>
+            <w:r>
+              <w:rPr>
+                <w:sz w:val="18"/>
+              </w:rPr>
+              <w:t>Reissue T&amp;E policy reminder; auto-reject claims without attachments.</w:t>
+            </w:r>
+          </w:p>
+        </w:tc>
+        <w:tc>
+          <w:tcPr>
+            <w:tcW w:type="dxa" w:w="1234"/>
+          </w:tcPr>
+          <w:p>
+            <w:r>
+              <w:rPr>
+                <w:sz w:val="18"/>
+              </w:rPr>
+              <w:t>Head of Finance Shared Services</w:t>
+            </w:r>
+          </w:p>
+        </w:tc>
+        <w:tc>
+          <w:tcPr>
+            <w:tcW w:type="dxa" w:w="1234"/>
+          </w:tcPr>
+          <w:p>
+            <w:r>
+              <w:rPr>
+                <w:sz w:val="18"/>
+              </w:rPr>
+              <w:t>31 May 2026</w:t>
+            </w:r>
+          </w:p>
+        </w:tc>
+      </w:tr>
+      <w:tr>
+        <w:tc>
+          <w:tcPr>
+            <w:tcW w:type="dxa" w:w="1234"/>
+          </w:tcPr>
+          <w:p>
+            <w:r>
+              <w:rPr>
+                <w:sz w:val="18"/>
+              </w:rPr>
+              <w:t>F-11</w:t>
+            </w:r>
+          </w:p>
+        </w:tc>
+        <w:tc>
+          <w:tcPr>
+            <w:tcW w:type="dxa" w:w="1234"/>
+          </w:tcPr>
+          <w:p>
+            <w:r>
+              <w:rPr>
+                <w:sz w:val="18"/>
+              </w:rPr>
+              <w:t>Low</w:t>
+            </w:r>
+          </w:p>
+        </w:tc>
+        <w:tc>
+          <w:tcPr>
+            <w:tcW w:type="dxa" w:w="1234"/>
+          </w:tcPr>
+          <w:p>
+            <w:r>
+              <w:rPr>
+                <w:sz w:val="18"/>
+              </w:rPr>
+              <w:t>Board minutes</w:t>
+            </w:r>
+          </w:p>
+        </w:tc>
+        <w:tc>
+          <w:tcPr>
+            <w:tcW w:type="dxa" w:w="1234"/>
+          </w:tcPr>
+          <w:p>
+            <w:r>
+              <w:rPr>
+                <w:sz w:val="18"/>
+              </w:rPr>
+              <w:t>2 board sub-committee minutes pending sign-off &gt;60 days.</w:t>
+            </w:r>
+          </w:p>
+        </w:tc>
+        <w:tc>
+          <w:tcPr>
+            <w:tcW w:type="dxa" w:w="1234"/>
+          </w:tcPr>
+          <w:p>
+            <w:r>
+              <w:rPr>
+                <w:sz w:val="18"/>
+              </w:rPr>
+              <w:t>Tighten secretariat workflow; track via OneDrive document approval.</w:t>
+            </w:r>
+          </w:p>
+        </w:tc>
+        <w:tc>
+          <w:tcPr>
+            <w:tcW w:type="dxa" w:w="1234"/>
+          </w:tcPr>
+          <w:p>
+            <w:r>
+              <w:rPr>
+                <w:sz w:val="18"/>
+              </w:rPr>
+              <w:t>Group Company Secretary</w:t>
+            </w:r>
+          </w:p>
+        </w:tc>
+        <w:tc>
+          <w:tcPr>
+            <w:tcW w:type="dxa" w:w="1234"/>
+          </w:tcPr>
+          <w:p>
+            <w:r>
+              <w:rPr>
+                <w:sz w:val="18"/>
+              </w:rPr>
+              <w:t>30 Jun 2026</w:t>
+            </w:r>
+          </w:p>
+        </w:tc>
+      </w:tr>
+      <w:tr>
+        <w:tc>
+          <w:tcPr>
+            <w:tcW w:type="dxa" w:w="1234"/>
+          </w:tcPr>
+          <w:p>
+            <w:r>
+              <w:rPr>
+                <w:sz w:val="18"/>
+              </w:rPr>
+              <w:t>F-12</w:t>
+            </w:r>
+          </w:p>
+        </w:tc>
+        <w:tc>
+          <w:tcPr>
+            <w:tcW w:type="dxa" w:w="1234"/>
+          </w:tcPr>
+          <w:p>
+            <w:r>
+              <w:rPr>
+                <w:sz w:val="18"/>
+              </w:rPr>
+              <w:t>Low</w:t>
+            </w:r>
+          </w:p>
+        </w:tc>
+        <w:tc>
+          <w:tcPr>
+            <w:tcW w:type="dxa" w:w="1234"/>
+          </w:tcPr>
+          <w:p>
+            <w:r>
+              <w:rPr>
+                <w:sz w:val="18"/>
+              </w:rPr>
+              <w:t>Data privacy</w:t>
+            </w:r>
+          </w:p>
+        </w:tc>
+        <w:tc>
+          <w:tcPr>
+            <w:tcW w:type="dxa" w:w="1234"/>
+          </w:tcPr>
+          <w:p>
+            <w:r>
+              <w:rPr>
+                <w:sz w:val="18"/>
+              </w:rPr>
+              <w:t>Customer-data retention schedule not formally approved by data steward.</w:t>
+            </w:r>
+          </w:p>
+        </w:tc>
+        <w:tc>
+          <w:tcPr>
+            <w:tcW w:type="dxa" w:w="1234"/>
+          </w:tcPr>
+          <w:p>
+            <w:r>
+              <w:rPr>
+                <w:sz w:val="18"/>
+              </w:rPr>
+              <w:t>Document Data Retention Standard; obtain DPO sign-off.</w:t>
+            </w:r>
+          </w:p>
+        </w:tc>
+        <w:tc>
+          <w:tcPr>
+            <w:tcW w:type="dxa" w:w="1234"/>
+          </w:tcPr>
+          <w:p>
+            <w:r>
+              <w:rPr>
+                <w:sz w:val="18"/>
+              </w:rPr>
+              <w:t>Data Protection Officer</w:t>
+            </w:r>
+          </w:p>
+        </w:tc>
+        <w:tc>
+          <w:tcPr>
+            <w:tcW w:type="dxa" w:w="1234"/>
+          </w:tcPr>
+          <w:p>
+            <w:r>
+              <w:rPr>
+                <w:sz w:val="18"/>
+              </w:rPr>
+              <w:t>31 Jul 2026</w:t>
             </w:r>
           </w:p>
         </w:tc>
@@ -352,148 +1509,126 @@
     </w:tbl>
     <w:p>
       <w:pPr>
-        <w:pStyle w:val="Heading1"/>
+        <w:spacing w:before="240" w:after="80"/>
       </w:pPr>
       <w:r>
-        <w:t>2. Impairment (5 queries)</w:t>
+        <w:rPr>
+          <w:b/>
+          <w:color w:val="1F2D55"/>
+          <w:sz w:val="26"/>
+        </w:rPr>
+        <w:t>4. Management response &amp; action plan</w:t>
+      </w:r>
+    </w:p>
+    <w:p>
+      <w:pPr>
+        <w:spacing w:after="80"/>
+      </w:pPr>
+      <w:r>
+        <w:rPr>
+          <w:i w:val="0"/>
+          <w:sz w:val="20"/>
+        </w:rPr>
+        <w:t>Management agrees with all findings and the proposed recommendations. The action plan above will be tracked monthly in the Group Risk &amp; Audit Committee dashboard. Closure evidence (artefacts, walkthrough screenshots, attestation memos) will be filed against each finding in the IA SharePoint repository.</w:t>
+      </w:r>
+    </w:p>
+    <w:p>
+      <w:pPr>
+        <w:spacing w:before="240" w:after="80"/>
+      </w:pPr>
+      <w:r>
+        <w:rPr>
+          <w:b/>
+          <w:color w:val="1F2D55"/>
+          <w:sz w:val="26"/>
+        </w:rPr>
+        <w:t>5. Repeat findings analysis</w:t>
+      </w:r>
+    </w:p>
+    <w:p>
+      <w:pPr>
+        <w:spacing w:after="80"/>
+      </w:pPr>
+      <w:r>
+        <w:rPr>
+          <w:i w:val="0"/>
+          <w:sz w:val="20"/>
+        </w:rPr>
+        <w:t>Three findings (F-03 stage-completion %, F-08 bank-rec evidence, F-10 T&amp;E receipts) are repeats from prior periods. Internal Audit will conduct a focused follow-up audit in Q1 FY2027 to verify sustainability of remediation.</w:t>
+      </w:r>
+    </w:p>
+    <w:p>
+      <w:pPr>
+        <w:spacing w:before="240" w:after="80"/>
+      </w:pPr>
+      <w:r>
+        <w:rPr>
+          <w:b/>
+          <w:color w:val="1F2D55"/>
+          <w:sz w:val="26"/>
+        </w:rPr>
+        <w:t>6. Appendices</w:t>
       </w:r>
     </w:p>
     <w:p>
       <w:pPr>
         <w:pStyle w:val="ListBullet"/>
+        <w:spacing w:after="40"/>
       </w:pPr>
       <w:r>
-        <w:t>Q-IMP-01 — Plantation: WACC inputs for FFB price scenario; sensitivity ± 50 MYR/MT.</w:t>
+        <w:rPr>
+          <w:sz w:val="20"/>
+        </w:rPr>
+        <w:t>Appendix A — Detailed test population and sample selection methodology</w:t>
       </w:r>
     </w:p>
     <w:p>
       <w:pPr>
         <w:pStyle w:val="ListBullet"/>
+        <w:spacing w:after="40"/>
       </w:pPr>
       <w:r>
-        <w:t>Q-IMP-02 — Telco towers CGU: long-term growth rate justification (current 2.0% vs prior 2.5%).</w:t>
+        <w:rPr>
+          <w:sz w:val="20"/>
+        </w:rPr>
+        <w:t>Appendix B — Control matrix mapped to BNM-compliant operating risk taxonomy</w:t>
       </w:r>
     </w:p>
     <w:p>
       <w:pPr>
         <w:pStyle w:val="ListBullet"/>
+        <w:spacing w:after="40"/>
       </w:pPr>
       <w:r>
-        <w:t>Q-IMP-03 — Goodwill on Apex Banking acquisition: refresh impairment test post-MFRS 9 cycle.</w:t>
+        <w:rPr>
+          <w:sz w:val="20"/>
+        </w:rPr>
+        <w:t>Appendix C — Management responses (full text) with named accountable owners</w:t>
       </w:r>
     </w:p>
     <w:p>
       <w:pPr>
         <w:pStyle w:val="ListBullet"/>
+        <w:spacing w:after="40"/>
       </w:pPr>
       <w:r>
-        <w:t>Q-IMP-04 — Healthcare brand: indefinite-life intangible re-test with 3 new competitor entrants.</w:t>
+        <w:rPr>
+          <w:sz w:val="20"/>
+        </w:rPr>
+        <w:t>Appendix D — Closure-evidence log for prior-period findings</w:t>
       </w:r>
     </w:p>
     <w:p>
       <w:pPr>
-        <w:pStyle w:val="ListBullet"/>
+        <w:jc w:val="center"/>
       </w:pPr>
       <w:r>
-        <w:t>Q-IMP-05 — Renewable energy: PPA-based DCF; provide hedged vs spot scenario split.</w:t>
-      </w:r>
-    </w:p>
-    <w:p>
-      <w:pPr>
-        <w:pStyle w:val="Heading1"/>
-      </w:pPr>
-      <w:r>
-        <w:t>3. Tax + transfer pricing (4 queries)</w:t>
-      </w:r>
-    </w:p>
-    <w:p>
-      <w:pPr>
-        <w:pStyle w:val="ListBullet"/>
-      </w:pPr>
-      <w:r>
-        <w:t>Q-TAX-01 — TP master file: provide updated FAR analysis for 3 related-party flows.</w:t>
-      </w:r>
-    </w:p>
-    <w:p>
-      <w:pPr>
-        <w:pStyle w:val="ListBullet"/>
-      </w:pPr>
-      <w:r>
-        <w:t>Q-TAX-02 — Indonesia branch: provide P3B treaty positions for 2 royalty flows (PT Zava Niaga).</w:t>
-      </w:r>
-    </w:p>
-    <w:p>
-      <w:pPr>
-        <w:pStyle w:val="ListBullet"/>
-      </w:pPr>
-      <w:r>
-        <w:t>Q-TAX-03 — Deferred tax: walk MYR 412M opening to MYR 478M closing balance by component.</w:t>
-      </w:r>
-    </w:p>
-    <w:p>
-      <w:pPr>
-        <w:pStyle w:val="ListBullet"/>
-      </w:pPr>
-      <w:r>
-        <w:t>Q-TAX-04 — Uncertain tax positions: FY2024 IRB query (MYR 38M) — provide latest correspondence and provisioning rationale.</w:t>
-      </w:r>
-    </w:p>
-    <w:p>
-      <w:pPr>
-        <w:pStyle w:val="Heading1"/>
-      </w:pPr>
-      <w:r>
-        <w:t>4. Going concern + liquidity (3 queries)</w:t>
-      </w:r>
-    </w:p>
-    <w:p>
-      <w:pPr>
-        <w:pStyle w:val="ListBullet"/>
-      </w:pPr>
-      <w:r>
-        <w:t>Q-GC-01 — Provide 12-month rolling cash forecast (base + downside).</w:t>
-      </w:r>
-    </w:p>
-    <w:p>
-      <w:pPr>
-        <w:pStyle w:val="ListBullet"/>
-      </w:pPr>
-      <w:r>
-        <w:t>Q-GC-02 — Covenant headroom analysis at 31 Mar; provide forward 4Q ratios with sensitivities.</w:t>
-      </w:r>
-    </w:p>
-    <w:p>
-      <w:pPr>
-        <w:pStyle w:val="ListBullet"/>
-      </w:pPr>
-      <w:r>
-        <w:t>Q-GC-03 — Refinancing of USD 280M sukuk due Sep 2026 — provide signed MOU or term sheets.</w:t>
-      </w:r>
-    </w:p>
-    <w:p>
-      <w:pPr>
-        <w:pStyle w:val="Heading1"/>
-      </w:pPr>
-      <w:r>
-        <w:t>5. Other (10 queries)</w:t>
-      </w:r>
-    </w:p>
-    <w:p>
-      <w:r>
-        <w:t>Includes: 2 related-party transactions (BoD member director-related), 2 share-based payment fair value re-measurements, 2 climate-related disclosure (TCFD), 1 contingent liability (LIT-2024-001), 2 going-concern non-financial events post balance sheet, 1 first-time IFRS S2 adoption.</w:t>
-      </w:r>
-    </w:p>
-    <w:p>
-      <w:pPr>
-        <w:pStyle w:val="Heading1"/>
-      </w:pPr>
-      <w:r>
-        <w:t>6. Triage plan</w:t>
-      </w:r>
-    </w:p>
-    <w:p>
-      <w:r>
-        <w:t>Hadar Caspit, Group CFO, owns the response register. Daily 8:30am stand-up with audit team. Items not closed by 1 June will be escalated to the Audit Committee Chair and may delay sign-off.</w:t>
+        <w:rPr>
+          <w:i/>
+          <w:color w:val="9CA3AF"/>
+          <w:sz w:val="16"/>
+        </w:rPr>
+        <w:t>— END OF DOCUMENT —</w:t>
       </w:r>
     </w:p>
     <w:sectPr>
@@ -869,10 +2004,6 @@
     <w:name w:val="Normal"/>
     <w:qFormat/>
     <w:rsid w:val="00FC693F"/>
-    <w:rPr>
-      <w:rFonts w:ascii="Aptos" w:hAnsi="Aptos"/>
-      <w:sz w:val="22"/>
-    </w:rPr>
   </w:style>
   <w:style w:type="paragraph" w:styleId="Header">
     <w:name w:val="header"/>
